--- a/Tractatus Principatuum/reference.docx
+++ b/Tractatus Principatuum/reference.docx
@@ -250,6 +250,20 @@
       <w:sz w:val="30"/>
       <w:szCs w:val="30"/>
     </w:rPr>
+  </w:style>
+  <w:style w:type="paragraph" w:styleId="BodyText">
+    <w:name w:val="Body Text"/>
+    <w:basedOn w:val="Normal"/>
+    <w:qFormat/>
+    <w:pPr>
+      <w:spacing w:after="280" w:before="0" w:line="276" w:lineRule="auto"/>
+    </w:pPr>
+  </w:style>
+  <w:style w:type="paragraph" w:customStyle="1" w:styleId="FirstParagraph">
+    <w:name w:val="First Paragraph"/>
+    <w:basedOn w:val="BodyText"/>
+    <w:next w:val="BodyText"/>
+    <w:qFormat/>
   </w:style>
 </w:styles>
 </file>
